--- a/Xceed.Words.NET.Examples/Samples/Image/Output/CopyPicture.docx
+++ b/Xceed.Words.NET.Examples/Samples/Image/Output/CopyPicture.docx
@@ -9,7 +9,7 @@
       </w:pPr>
       <w:r>
         <w:rPr>
-          <w:lang w:val="en-US"/>
+          <w:lang w:val="en-CA"/>
           <w:sz w:val="30"/>
           <w:szCs w:val="30"/>
         </w:rPr>
@@ -22,7 +22,7 @@
       </w:pPr>
       <w:r>
         <w:rPr>
-          <w:lang w:val="en-US"/>
+          <w:lang w:val="en-CA"/>
         </w:rPr>
         <w:t xml:space="preserve">This is the first paragraph. </w:t>
       </w:r>
@@ -43,7 +43,7 @@
                     <pic:cNvPicPr/>
                   </pic:nvPicPr>
                   <pic:blipFill>
-                    <a:blip xmlns:r="http://schemas.openxmlformats.org/officeDocument/2006/relationships" r:embed="R7c79ad8e2d1042fc"/>
+                    <a:blip xmlns:r="http://schemas.openxmlformats.org/officeDocument/2006/relationships" r:embed="Recfe3e2f7c914615"/>
                     <a:stretch>
                       <a:fillRect/>
                     </a:stretch>
@@ -74,7 +74,7 @@
       <w:pPr/>
       <w:r>
         <w:rPr>
-          <w:lang w:val="en-US"/>
+          <w:lang w:val="en-CA"/>
         </w:rPr>
         <w:t xml:space="preserve">This is the second paragraph. </w:t>
       </w:r>
@@ -103,7 +103,7 @@
                   <pic:cNvPicPr/>
                 </pic:nvPicPr>
                 <pic:blipFill>
-                  <a:blip xmlns:r="http://schemas.openxmlformats.org/officeDocument/2006/relationships" r:embed="R7c79ad8e2d1042fc"/>
+                  <a:blip xmlns:r="http://schemas.openxmlformats.org/officeDocument/2006/relationships" r:embed="Recfe3e2f7c914615"/>
                   <a:stretch>
                     <a:fillRect/>
                   </a:stretch>
@@ -145,7 +145,7 @@
         <w:rFonts w:asciiTheme="minorHAnsi" w:eastAsiaTheme="minorHAnsi" w:hAnsiTheme="minorHAnsi" w:cstheme="minorBidi"/>
         <w:sz w:val="22"/>
         <w:szCs w:val="22"/>
-        <w:lang w:val="en-US" w:eastAsia="en-US" w:bidi="ar-SA"/>
+        <w:lang w:val="en-CA" w:eastAsia="en-US" w:bidi="ar-SA"/>
       </w:rPr>
     </w:rPrDefault>
     <w:pPrDefault/>
